--- a/word_reports/LP_0263_위치_128_Ozzy Osbourne_The Other S.docx
+++ b/word_reports/LP_0263_위치_128_Ozzy Osbourne_The Other S.docx
@@ -4,7 +4,7 @@
   <w:body>
     <w:p>
       <w:pPr>
-        <w:spacing w:after="280"/>
+        <w:spacing w:after="80"/>
       </w:pPr>
       <w:r>
         <w:rPr w:rFonts="맑은 고딕">
@@ -13,94 +13,47 @@
           <w:color w:val="1E3A8A"/>
           <w:sz w:val="30"/>
         </w:rPr>
-        <w:t>[128] Ozzy Osbourne - The Other Side of Ozzy Osbourne</w:t>
+        <w:t>Ozzy Osbourne (오지 오스본) - The Other Side of Ozzy Osbourne</w:t>
       </w:r>
     </w:p>
     <w:p>
       <w:pPr>
-        <w:spacing w:after="320"/>
+        <w:spacing w:after="240"/>
       </w:pPr>
       <w:r>
         <w:rPr w:rFonts="맑은 고딕">
           <w:rFonts w:ascii="맑은 고딕" w:hAnsi="맑은 고딕" w:eastAsia="맑은 고딕"/>
           <w:b/>
-          <w:sz w:val="20"/>
+          <w:color w:val="4B5563"/>
+          <w:sz w:val="22"/>
         </w:rPr>
-        <w:t>■ 위치 : 128</w:t>
-        <w:br/>
-      </w:r>
-      <w:r>
-        <w:rPr w:rFonts="맑은 고딕">
-          <w:rFonts w:ascii="맑은 고딕" w:hAnsi="맑은 고딕" w:eastAsia="맑은 고딕"/>
-          <w:b/>
-          <w:sz w:val="20"/>
-        </w:rPr>
-        <w:t>■ 아티스트 : Ozzy Osbourne</w:t>
-        <w:br/>
-      </w:r>
-      <w:r>
-        <w:rPr w:rFonts="맑은 고딕">
-          <w:rFonts w:ascii="맑은 고딕" w:hAnsi="맑은 고딕" w:eastAsia="맑은 고딕"/>
-          <w:b/>
-          <w:sz w:val="20"/>
-        </w:rPr>
-        <w:t>■ 앨범명 : The Other Side of Ozzy Osbourne</w:t>
-        <w:br/>
-      </w:r>
-      <w:r>
-        <w:rPr w:rFonts="맑은 고딕">
-          <w:rFonts w:ascii="맑은 고딕" w:hAnsi="맑은 고딕" w:eastAsia="맑은 고딕"/>
-          <w:b w:val="0"/>
-          <w:sz w:val="20"/>
-        </w:rPr>
-        <w:t>■ 음반 레이블 : Jet Records / CBS</w:t>
-        <w:br/>
-      </w:r>
-      <w:r>
-        <w:rPr w:rFonts="맑은 고딕">
-          <w:rFonts w:ascii="맑은 고딕" w:hAnsi="맑은 고딕" w:eastAsia="맑은 고딕"/>
-          <w:b w:val="0"/>
-          <w:sz w:val="20"/>
-        </w:rPr>
-        <w:t>■ 발매년도 : 1985</w:t>
-        <w:br/>
-      </w:r>
-      <w:r>
-        <w:rPr w:rFonts="맑은 고딕">
-          <w:rFonts w:ascii="맑은 고딕" w:hAnsi="맑은 고딕" w:eastAsia="맑은 고딕"/>
-          <w:b w:val="0"/>
-          <w:sz w:val="20"/>
-        </w:rPr>
-        <w:t>■ 장르 : 헤비메탈 (Heavy Metal), 하드록 (Hard Rock)</w:t>
-        <w:br/>
-      </w:r>
-      <w:r>
-        <w:rPr w:rFonts="맑은 고딕">
-          <w:rFonts w:ascii="맑은 고딕" w:hAnsi="맑은 고딕" w:eastAsia="맑은 고딕"/>
-          <w:b w:val="0"/>
-          <w:sz w:val="20"/>
-        </w:rPr>
-        <w:t>■ 주요 수록곡 : - Shot in the Dark</w:t>
-        <w:br/>
+        <w:t>위치 :  128</w:t>
       </w:r>
     </w:p>
     <w:p>
       <w:pPr>
-        <w:spacing w:after="160"/>
+        <w:spacing w:line="324" w:lineRule="auto" w:before="80" w:after="160"/>
       </w:pPr>
       <w:r>
         <w:rPr w:rFonts="맑은 고딕">
           <w:rFonts w:ascii="맑은 고딕" w:hAnsi="맑은 고딕" w:eastAsia="맑은 고딕"/>
           <w:b/>
           <w:color w:val="1F2937"/>
-          <w:sz w:val="24"/>
+          <w:sz w:val="22"/>
         </w:rPr>
-        <w:t>■ 음반 해설 및 감상 가이드</w:t>
+        <w:t xml:space="preserve">[음반 소개] </w:t>
+      </w:r>
+      <w:r>
+        <w:rPr w:rFonts="맑은 고딕">
+          <w:rFonts w:ascii="맑은 고딕" w:hAnsi="맑은 고딕" w:eastAsia="맑은 고딕"/>
+          <w:b w:val="0"/>
+          <w:sz w:val="21"/>
+        </w:rPr>
       </w:r>
     </w:p>
     <w:p>
       <w:pPr>
-        <w:spacing w:line="312" w:lineRule="auto" w:after="120"/>
+        <w:spacing w:line="324" w:lineRule="auto" w:after="120"/>
       </w:pPr>
       <w:r>
         <w:rPr w:rFonts="맑은 고딕">
@@ -108,51 +61,516 @@
           <w:b w:val="0"/>
           <w:sz w:val="21"/>
         </w:rPr>
-        <w:t>‘어둠의 왕자(Prince of Darkness)’라는 칭호와 함께 헤비메탈 역사상 가장 독보적인 인물로 꼽히는 오지 오스본(Ozzy Osbourne)의 《The Other Side of Ozzy Osbourne》는 그의 1980년대 황금기 음원 중 B사이드 정규 미수록곡과 희귀 라이브 트랙들을 집대성한 명반입니다. 블랙 사바스(Black Sabbath)를 떠나 성공적인 솔로 커위어를 개척하던 시기에 발매된 이 음반은, 정규 앨범에서 다 보여주지 못했던 오지 오스본의 다양하고 폭넓은 음악적 스펙트럼을 조명한다는 점에서 컬렉터들과 메탈 마니아들에게 매우 특별한 가치를 지닙니다.</w:t>
+        <w:t>광기와 전율의 무대 뒤편, 어둠 속에서 피어난 멜랑콜리와 순수한 록의 정수를 담아낸 이 음반은 '어둠의 왕자' 오지 오스본의 또 다른 내면을 비추는 귀중한 거울입니다. 정규 앨범의 거대한 그림자에 가려져 있던 미발표 트랙과 희귀 B사이드 곡들을 유려하게 엮어낸 이 모음집은 거친 헤비메탈의 질감 속에서도 클래식적 비장미와 섬세한 선율이 살아 숨 쉬는 경이를 선사합니다. 요절한 천재 기타리스트 랜디 로즈의 찬연한 현악적 울림과 제이크 이 리의 정교한 리프가 교차하며, 듣는 이의 심장에 잊을 수 없는 아날로그적 여운을 각인시킵니다.</w:t>
       </w:r>
     </w:p>
     <w:p>
       <w:pPr>
-        <w:spacing w:line="312" w:lineRule="auto" w:after="120"/>
+        <w:spacing w:line="324" w:lineRule="auto" w:before="200" w:after="80"/>
       </w:pPr>
+      <w:r>
+        <w:rPr w:rFonts="맑은 고딕">
+          <w:rFonts w:ascii="맑은 고딕" w:hAnsi="맑은 고딕" w:eastAsia="맑은 고딕"/>
+          <w:b/>
+          <w:color w:val="1E3A8A"/>
+          <w:sz w:val="24"/>
+        </w:rPr>
+        <w:t>1. 음반 데이터</w:t>
+      </w:r>
+    </w:p>
+    <w:p>
+      <w:pPr>
+        <w:spacing w:line="324" w:lineRule="auto" w:after="80"/>
+      </w:pPr>
+      <w:r>
+        <w:rPr w:rFonts="맑은 고딕">
+          <w:rFonts w:ascii="맑은 고딕" w:hAnsi="맑은 고딕" w:eastAsia="맑은 고딕"/>
+          <w:b w:val="0"/>
+          <w:color w:val="6B7280"/>
+          <w:sz w:val="21"/>
+        </w:rPr>
+        <w:t xml:space="preserve">· </w:t>
+      </w:r>
+      <w:r>
+        <w:rPr w:rFonts="맑은 고딕">
+          <w:rFonts w:ascii="맑은 고딕" w:hAnsi="맑은 고딕" w:eastAsia="맑은 고딕"/>
+          <w:b/>
+          <w:color w:val="1F2937"/>
+          <w:sz w:val="21"/>
+        </w:rPr>
+        <w:t xml:space="preserve">앨범명: </w:t>
+      </w:r>
       <w:r>
         <w:rPr w:rFonts="맑은 고딕">
           <w:rFonts w:ascii="맑은 고딕" w:hAnsi="맑은 고딕" w:eastAsia="맑은 고딕"/>
           <w:b w:val="0"/>
           <w:sz w:val="21"/>
         </w:rPr>
-        <w:t>이 음반의 음악적 가치는 단연 당대 최고 투톱 기타리스트였던 고(故) 랜디 로즈(Randy Rhoads)와 제이크 이 리(Jake E. Lee)의 경이로운 연주를 한 음반에서 교차 감상할 수 있다는 점에 있습니다. 랜디 로즈 특유의 클래지컬하면서도 정교한 기타 리프와 날카로운 솔로는 라이브 트랙에서 생생한 생동감으로 피어나며, 제이크 이 리의 세련되고 리드미컬한 기타 테크닉은 음반의 현대적인 헤비메탈 감각을 한층 끌어올립니다. 여기에 오지 오스본 특유의 광기 어린 샤우팅과 드라마틱한 보컬 연출이 어우러져 압도적인 에너지를 발산합니다.</w:t>
+        <w:t>The Other Side of Ozzy Osbourne</w:t>
       </w:r>
     </w:p>
     <w:p>
       <w:pPr>
-        <w:spacing w:line="312" w:lineRule="auto" w:after="120"/>
+        <w:spacing w:line="324" w:lineRule="auto" w:after="80"/>
       </w:pPr>
+      <w:r>
+        <w:rPr w:rFonts="맑은 고딕">
+          <w:rFonts w:ascii="맑은 고딕" w:hAnsi="맑은 고딕" w:eastAsia="맑은 고딕"/>
+          <w:b w:val="0"/>
+          <w:color w:val="6B7280"/>
+          <w:sz w:val="21"/>
+        </w:rPr>
+        <w:t xml:space="preserve">· </w:t>
+      </w:r>
+      <w:r>
+        <w:rPr w:rFonts="맑은 고딕">
+          <w:rFonts w:ascii="맑은 고딕" w:hAnsi="맑은 고딕" w:eastAsia="맑은 고딕"/>
+          <w:b/>
+          <w:color w:val="1F2937"/>
+          <w:sz w:val="21"/>
+        </w:rPr>
+        <w:t xml:space="preserve">아티스트: </w:t>
+      </w:r>
       <w:r>
         <w:rPr w:rFonts="맑은 고딕">
           <w:rFonts w:ascii="맑은 고딕" w:hAnsi="맑은 고딕" w:eastAsia="맑은 고딕"/>
           <w:b w:val="0"/>
           <w:sz w:val="21"/>
         </w:rPr>
-        <w:t>음악적으로 주목할 만한 수록곡으로는 멜로디컬한 신디사이저와 중독성 있는 리프가 결합된 80년대 하드록의 정수 〈Shot in the Dark〉, 그리고 정규 LP 수록 전 라이브 EP로만 접할 수 있었던 희귀 트랙 〈You Said It All (Live)〉이 있습니다. 또한 랜디 로즈의 불꽃같은 기타 솔로가 돋보이는 〈Mr. Crowley (Live)〉와 무대 위 오지의 폭발적인 에너지를 담아낸 〈Suicide Solution (Live)〉은 정규 스튜디오 버전과는 또 다른 거칠고 날카로운 현장감을 선사합니다.</w:t>
+        <w:t>Ozzy Osbourne (오지 오스본)</w:t>
       </w:r>
     </w:p>
     <w:p>
       <w:pPr>
-        <w:spacing w:line="312" w:lineRule="auto" w:after="120"/>
+        <w:spacing w:line="324" w:lineRule="auto" w:after="80"/>
       </w:pPr>
+      <w:r>
+        <w:rPr w:rFonts="맑은 고딕">
+          <w:rFonts w:ascii="맑은 고딕" w:hAnsi="맑은 고딕" w:eastAsia="맑은 고딕"/>
+          <w:b w:val="0"/>
+          <w:color w:val="6B7280"/>
+          <w:sz w:val="21"/>
+        </w:rPr>
+        <w:t xml:space="preserve">· </w:t>
+      </w:r>
+      <w:r>
+        <w:rPr w:rFonts="맑은 고딕">
+          <w:rFonts w:ascii="맑은 고딕" w:hAnsi="맑은 고딕" w:eastAsia="맑은 고딕"/>
+          <w:b/>
+          <w:color w:val="1F2937"/>
+          <w:sz w:val="21"/>
+        </w:rPr>
+        <w:t xml:space="preserve">발매 정보: </w:t>
+      </w:r>
       <w:r>
         <w:rPr w:rFonts="맑은 고딕">
           <w:rFonts w:ascii="맑은 고딕" w:hAnsi="맑은 고딕" w:eastAsia="맑은 고딕"/>
           <w:b w:val="0"/>
           <w:sz w:val="21"/>
         </w:rPr>
-        <w:t>아날로그 LP 포맷으로 감상하는 이 음반은 80년대 메탈 사운드 특유의 날카로운 기타 톤과 묵직한 베이스 드럼의 울림을 가장 온전하게 전달합니다. 정규 앨범의 그늘에 가려져 있던 은밀한 명곡들을 재발견하는 즐거움을 주며, 솔로 아티스트로서 오지 오스본이 구축한 음악적 제국의 정점을 확인할 수 있는 미학적 완성도를 지닌 정통 헤비메탈의 아카이브입니다.</w:t>
+        <w:t>1985년 솔로 커리어 초창기의 황금기를 기념하며 발매된 공식 컴필레이션 음반으로, 정규 앨범에 실리지 않았던 싱글 B사이드 트랙과 희귀 라이브 실황을 정중히 집대성한 역사적 아카이브 앨범입니다.</w:t>
+      </w:r>
+    </w:p>
+    <w:p>
+      <w:pPr>
+        <w:spacing w:line="324" w:lineRule="auto" w:after="80"/>
+      </w:pPr>
+      <w:r>
+        <w:rPr w:rFonts="맑은 고딕">
+          <w:rFonts w:ascii="맑은 고딕" w:hAnsi="맑은 고딕" w:eastAsia="맑은 고딕"/>
+          <w:b w:val="0"/>
+          <w:color w:val="6B7280"/>
+          <w:sz w:val="21"/>
+        </w:rPr>
+        <w:t xml:space="preserve">· </w:t>
+      </w:r>
+      <w:r>
+        <w:rPr w:rFonts="맑은 고딕">
+          <w:rFonts w:ascii="맑은 고딕" w:hAnsi="맑은 고딕" w:eastAsia="맑은 고딕"/>
+          <w:b/>
+          <w:color w:val="1F2937"/>
+          <w:sz w:val="21"/>
+        </w:rPr>
+        <w:t xml:space="preserve">LP 인기도(판매량): </w:t>
+      </w:r>
+      <w:r>
+        <w:rPr w:rFonts="맑은 고딕">
+          <w:rFonts w:ascii="맑은 고딕" w:hAnsi="맑은 고딕" w:eastAsia="맑은 고딕"/>
+          <w:b w:val="0"/>
+          <w:sz w:val="21"/>
+        </w:rPr>
+        <w:t>일본 및 글로벌 바이닐 수입 시장을 중심으로 하드록 애호가들의 열렬한 지지를 받았으며, 희소성과 음악적 완성도가 입소문을 타며 발매 당시 오리콘 차트 상위권 진입 및 한정반 완판 기록을 세운 명반입니다.</w:t>
+      </w:r>
+    </w:p>
+    <w:p>
+      <w:pPr>
+        <w:spacing w:line="324" w:lineRule="auto" w:after="80"/>
+      </w:pPr>
+      <w:r>
+        <w:rPr w:rFonts="맑은 고딕">
+          <w:rFonts w:ascii="맑은 고딕" w:hAnsi="맑은 고딕" w:eastAsia="맑은 고딕"/>
+          <w:b w:val="0"/>
+          <w:color w:val="6B7280"/>
+          <w:sz w:val="21"/>
+        </w:rPr>
+        <w:t xml:space="preserve">· </w:t>
+      </w:r>
+      <w:r>
+        <w:rPr w:rFonts="맑은 고딕">
+          <w:rFonts w:ascii="맑은 고딕" w:hAnsi="맑은 고딕" w:eastAsia="맑은 고딕"/>
+          <w:b/>
+          <w:color w:val="1F2937"/>
+          <w:sz w:val="21"/>
+        </w:rPr>
+        <w:t xml:space="preserve">각종 수상경력: </w:t>
+      </w:r>
+      <w:r>
+        <w:rPr w:rFonts="맑은 고딕">
+          <w:rFonts w:ascii="맑은 고딕" w:hAnsi="맑은 고딕" w:eastAsia="맑은 고딕"/>
+          <w:b w:val="0"/>
+          <w:sz w:val="21"/>
+        </w:rPr>
+        <w:t>록 전문지 『케랑!(Kerrang!)』과 『버언!(BURRN!)』 등 권위 있는 평단으로부터 "숨겨진 마스터피스들의 완벽한 부활"이라는 찬사를 받았으며, 80년대 헤비메탈 황금기를 증언하는 필청 기획반으로 공인받았습니다.</w:t>
+      </w:r>
+    </w:p>
+    <w:p>
+      <w:pPr>
+        <w:spacing w:line="324" w:lineRule="auto" w:before="200" w:after="80"/>
+      </w:pPr>
+      <w:r>
+        <w:rPr w:rFonts="맑은 고딕">
+          <w:rFonts w:ascii="맑은 고딕" w:hAnsi="맑은 고딕" w:eastAsia="맑은 고딕"/>
+          <w:b/>
+          <w:color w:val="1E3A8A"/>
+          <w:sz w:val="24"/>
+        </w:rPr>
+        <w:t>2. 아티스트 정보</w:t>
+      </w:r>
+    </w:p>
+    <w:p>
+      <w:pPr>
+        <w:spacing w:line="324" w:lineRule="auto" w:after="80"/>
+      </w:pPr>
+      <w:r>
+        <w:rPr w:rFonts="맑은 고딕">
+          <w:rFonts w:ascii="맑은 고딕" w:hAnsi="맑은 고딕" w:eastAsia="맑은 고딕"/>
+          <w:b w:val="0"/>
+          <w:color w:val="6B7280"/>
+          <w:sz w:val="21"/>
+        </w:rPr>
+        <w:t xml:space="preserve">· </w:t>
+      </w:r>
+      <w:r>
+        <w:rPr w:rFonts="맑은 고딕">
+          <w:rFonts w:ascii="맑은 고딕" w:hAnsi="맑은 고딕" w:eastAsia="맑은 고딕"/>
+          <w:b/>
+          <w:color w:val="1F2937"/>
+          <w:sz w:val="21"/>
+        </w:rPr>
+        <w:t xml:space="preserve">국적: </w:t>
+      </w:r>
+      <w:r>
+        <w:rPr w:rFonts="맑은 고딕">
+          <w:rFonts w:ascii="맑은 고딕" w:hAnsi="맑은 고딕" w:eastAsia="맑은 고딕"/>
+          <w:b w:val="0"/>
+          <w:sz w:val="21"/>
+        </w:rPr>
+        <w:t>영국 (United Kingdom)</w:t>
+      </w:r>
+    </w:p>
+    <w:p>
+      <w:pPr>
+        <w:spacing w:line="324" w:lineRule="auto" w:after="80"/>
+      </w:pPr>
+      <w:r>
+        <w:rPr w:rFonts="맑은 고딕">
+          <w:rFonts w:ascii="맑은 고딕" w:hAnsi="맑은 고딕" w:eastAsia="맑은 고딕"/>
+          <w:b w:val="0"/>
+          <w:color w:val="6B7280"/>
+          <w:sz w:val="21"/>
+        </w:rPr>
+        <w:t xml:space="preserve">· </w:t>
+      </w:r>
+      <w:r>
+        <w:rPr w:rFonts="맑은 고딕">
+          <w:rFonts w:ascii="맑은 고딕" w:hAnsi="맑은 고딕" w:eastAsia="맑은 고딕"/>
+          <w:b/>
+          <w:color w:val="1F2937"/>
+          <w:sz w:val="21"/>
+        </w:rPr>
+        <w:t xml:space="preserve">생몰년도: </w:t>
+      </w:r>
+      <w:r>
+        <w:rPr w:rFonts="맑은 고딕">
+          <w:rFonts w:ascii="맑은 고딕" w:hAnsi="맑은 고딕" w:eastAsia="맑은 고딕"/>
+          <w:b w:val="0"/>
+          <w:sz w:val="21"/>
+        </w:rPr>
+        <w:t>1948년 12월 3일 ~ 현재</w:t>
+      </w:r>
+    </w:p>
+    <w:p>
+      <w:pPr>
+        <w:spacing w:line="324" w:lineRule="auto" w:after="80"/>
+      </w:pPr>
+      <w:r>
+        <w:rPr w:rFonts="맑은 고딕">
+          <w:rFonts w:ascii="맑은 고딕" w:hAnsi="맑은 고딕" w:eastAsia="맑은 고딕"/>
+          <w:b w:val="0"/>
+          <w:color w:val="6B7280"/>
+          <w:sz w:val="21"/>
+        </w:rPr>
+        <w:t xml:space="preserve">· </w:t>
+      </w:r>
+      <w:r>
+        <w:rPr w:rFonts="맑은 고딕">
+          <w:rFonts w:ascii="맑은 고딕" w:hAnsi="맑은 고딕" w:eastAsia="맑은 고딕"/>
+          <w:b/>
+          <w:color w:val="1F2937"/>
+          <w:sz w:val="21"/>
+        </w:rPr>
+        <w:t xml:space="preserve">그룹 소속: </w:t>
+      </w:r>
+      <w:r>
+        <w:rPr w:rFonts="맑은 고딕">
+          <w:rFonts w:ascii="맑은 고딕" w:hAnsi="맑은 고딕" w:eastAsia="맑은 고딕"/>
+          <w:b w:val="0"/>
+          <w:sz w:val="21"/>
+        </w:rPr>
+        <w:t>솔로 (전 블랙 사바스 / Black Sabbath)</w:t>
+      </w:r>
+    </w:p>
+    <w:p>
+      <w:pPr>
+        <w:spacing w:line="324" w:lineRule="auto" w:after="80"/>
+      </w:pPr>
+      <w:r>
+        <w:rPr w:rFonts="맑은 고딕">
+          <w:rFonts w:ascii="맑은 고딕" w:hAnsi="맑은 고딕" w:eastAsia="맑은 고딕"/>
+          <w:b w:val="0"/>
+          <w:color w:val="6B7280"/>
+          <w:sz w:val="21"/>
+        </w:rPr>
+        <w:t xml:space="preserve">· </w:t>
+      </w:r>
+      <w:r>
+        <w:rPr w:rFonts="맑은 고딕">
+          <w:rFonts w:ascii="맑은 고딕" w:hAnsi="맑은 고딕" w:eastAsia="맑은 고딕"/>
+          <w:b/>
+          <w:color w:val="1F2937"/>
+          <w:sz w:val="21"/>
+        </w:rPr>
+        <w:t xml:space="preserve">아티스트 소개: </w:t>
+      </w:r>
+      <w:r>
+        <w:rPr w:rFonts="맑은 고딕">
+          <w:rFonts w:ascii="맑은 고딕" w:hAnsi="맑은 고딕" w:eastAsia="맑은 고딕"/>
+          <w:b w:val="0"/>
+          <w:sz w:val="21"/>
+        </w:rPr>
+        <w:t>블랙 사바스를 통해 헤비메탈의 기틀을 닦고, 솔로 전향 후 랜디 로즈를 비롯한 뛰어난 비르투오소 연주자들을 발굴해 록 역사에 혁신을 일으킨 불멸의 보컬리스트입니다. 특유의 비애감 어린 음색과 고전 비극을 연상시키는 드라마틱한 가창으로 반세기가 넘도록 전 세계 음악 팬들의 경외를 받고 있습니다.</w:t>
+      </w:r>
+    </w:p>
+    <w:p>
+      <w:pPr>
+        <w:spacing w:line="324" w:lineRule="auto" w:before="200" w:after="80"/>
+      </w:pPr>
+      <w:r>
+        <w:rPr w:rFonts="맑은 고딕">
+          <w:rFonts w:ascii="맑은 고딕" w:hAnsi="맑은 고딕" w:eastAsia="맑은 고딕"/>
+          <w:b/>
+          <w:color w:val="1E3A8A"/>
+          <w:sz w:val="24"/>
+        </w:rPr>
+        <w:t>3. 음반 상세 분석</w:t>
+      </w:r>
+    </w:p>
+    <w:p>
+      <w:pPr>
+        <w:spacing w:line="324" w:lineRule="auto" w:after="80"/>
+      </w:pPr>
+      <w:r>
+        <w:rPr w:rFonts="맑은 고딕">
+          <w:rFonts w:ascii="맑은 고딕" w:hAnsi="맑은 고딕" w:eastAsia="맑은 고딕"/>
+          <w:b w:val="0"/>
+          <w:color w:val="6B7280"/>
+          <w:sz w:val="21"/>
+        </w:rPr>
+        <w:t xml:space="preserve">· </w:t>
+      </w:r>
+      <w:r>
+        <w:rPr w:rFonts="맑은 고딕">
+          <w:rFonts w:ascii="맑은 고딕" w:hAnsi="맑은 고딕" w:eastAsia="맑은 고딕"/>
+          <w:b/>
+          <w:color w:val="1F2937"/>
+          <w:sz w:val="21"/>
+        </w:rPr>
+        <w:t xml:space="preserve">역사적 위치: </w:t>
+      </w:r>
+      <w:r>
+        <w:rPr w:rFonts="맑은 고딕">
+          <w:rFonts w:ascii="맑은 고딕" w:hAnsi="맑은 고딕" w:eastAsia="맑은 고딕"/>
+          <w:b w:val="0"/>
+          <w:sz w:val="21"/>
+        </w:rPr>
+        <w:t>정규 앨범의 엄격한 서사에서 벗어나 아티스트의 자유분방한 음악적 기량과 즉흥적 생명력을 입증한 기념비적 음반입니다. 클래식 대위법과 록이 결합한 네오클래시컬 메탈의 태동기 유산들을 온전히 보존하여, 팝/록 음악사에서 1980년대 초·중반 기타 르네상스의 흐름을 읽어내는 결정적 사료로 평가받습니다.</w:t>
+      </w:r>
+    </w:p>
+    <w:p>
+      <w:pPr>
+        <w:spacing w:line="324" w:lineRule="auto" w:after="80"/>
+      </w:pPr>
+      <w:r>
+        <w:rPr w:rFonts="맑은 고딕">
+          <w:rFonts w:ascii="맑은 고딕" w:hAnsi="맑은 고딕" w:eastAsia="맑은 고딕"/>
+          <w:b w:val="0"/>
+          <w:color w:val="6B7280"/>
+          <w:sz w:val="21"/>
+        </w:rPr>
+        <w:t xml:space="preserve">· </w:t>
+      </w:r>
+      <w:r>
+        <w:rPr w:rFonts="맑은 고딕">
+          <w:rFonts w:ascii="맑은 고딕" w:hAnsi="맑은 고딕" w:eastAsia="맑은 고딕"/>
+          <w:b/>
+          <w:color w:val="1F2937"/>
+          <w:sz w:val="21"/>
+        </w:rPr>
+        <w:t xml:space="preserve">시대의 흔적(스토리텔링): </w:t>
+      </w:r>
+      <w:r>
+        <w:rPr w:rFonts="맑은 고딕">
+          <w:rFonts w:ascii="맑은 고딕" w:hAnsi="맑은 고딕" w:eastAsia="맑은 고딕"/>
+          <w:b w:val="0"/>
+          <w:sz w:val="21"/>
+        </w:rPr>
+        <w:t>냉전의 불안과 화려한 대중문화의 분출이 공존하던 1980년대 중반, 깊은 밤 턴테이블 앞에서 위안을 찾던 젊은 영혼들에게 이 음반은 은밀한 탈출구였습니다. 빽빽한 도심의 소음을 뚫고 울려 퍼지던 날카로운 일렉트릭 기타 소리와 절규하는 보컬은 당대 방황하던 청춘들의 정서적 공기와 맞물려 시대를 관통하는 서정적 울림을 낳았습니다.</w:t>
+      </w:r>
+    </w:p>
+    <w:p>
+      <w:pPr>
+        <w:spacing w:line="324" w:lineRule="auto" w:before="200" w:after="80"/>
+      </w:pPr>
+      <w:r>
+        <w:rPr w:rFonts="맑은 고딕">
+          <w:rFonts w:ascii="맑은 고딕" w:hAnsi="맑은 고딕" w:eastAsia="맑은 고딕"/>
+          <w:b/>
+          <w:color w:val="1E3A8A"/>
+          <w:sz w:val="24"/>
+        </w:rPr>
+        <w:t>4. 주요 수록곡 및 감상 제언</w:t>
+      </w:r>
+    </w:p>
+    <w:p>
+      <w:pPr>
+        <w:spacing w:line="324" w:lineRule="auto" w:after="80"/>
+      </w:pPr>
+      <w:r>
+        <w:rPr w:rFonts="맑은 고딕">
+          <w:rFonts w:ascii="맑은 고딕" w:hAnsi="맑은 고딕" w:eastAsia="맑은 고딕"/>
+          <w:b w:val="0"/>
+          <w:color w:val="6B7280"/>
+          <w:sz w:val="21"/>
+        </w:rPr>
+        <w:t xml:space="preserve">· </w:t>
+      </w:r>
+      <w:r>
+        <w:rPr w:rFonts="맑은 고딕">
+          <w:rFonts w:ascii="맑은 고딕" w:hAnsi="맑은 고딕" w:eastAsia="맑은 고딕"/>
+          <w:b/>
+          <w:color w:val="1F2937"/>
+          <w:sz w:val="21"/>
+        </w:rPr>
+        <w:t xml:space="preserve">주요 수록곡 특징: </w:t>
+      </w:r>
+      <w:r>
+        <w:rPr w:rFonts="맑은 고딕">
+          <w:rFonts w:ascii="맑은 고딕" w:hAnsi="맑은 고딕" w:eastAsia="맑은 고딕"/>
+          <w:b w:val="0"/>
+          <w:sz w:val="21"/>
+        </w:rPr>
+        <w:t>랜디 로즈의 불꽃 같은 클래시컬 속주와 생생한 현장감이 교차하는 "I Don't Know (Live)"와 "Crazy Train (Live)"은 숨이 멎을 듯한 감동을 주며, 정통 하드록의 탄탄한 그루브와 멜로디 감각이 빛나는 B사이드 명곡 "You Looking at Me Looking at You"는 오지 오스본의 탁월한 음악적 감수성을 유감없이 드러냅니다.</w:t>
+      </w:r>
+    </w:p>
+    <w:p>
+      <w:pPr>
+        <w:spacing w:line="324" w:lineRule="auto" w:after="80"/>
+      </w:pPr>
+      <w:r>
+        <w:rPr w:rFonts="맑은 고딕">
+          <w:rFonts w:ascii="맑은 고딕" w:hAnsi="맑은 고딕" w:eastAsia="맑은 고딕"/>
+          <w:b w:val="0"/>
+          <w:color w:val="6B7280"/>
+          <w:sz w:val="21"/>
+        </w:rPr>
+        <w:t xml:space="preserve">· </w:t>
+      </w:r>
+      <w:r>
+        <w:rPr w:rFonts="맑은 고딕">
+          <w:rFonts w:ascii="맑은 고딕" w:hAnsi="맑은 고딕" w:eastAsia="맑은 고딕"/>
+          <w:b/>
+          <w:color w:val="1F2937"/>
+          <w:sz w:val="21"/>
+        </w:rPr>
+        <w:t xml:space="preserve">빈티지 감상 제언: </w:t>
+      </w:r>
+      <w:r>
+        <w:rPr w:rFonts="맑은 고딕">
+          <w:rFonts w:ascii="맑은 고딕" w:hAnsi="맑은 고딕" w:eastAsia="맑은 고딕"/>
+          <w:b w:val="0"/>
+          <w:sz w:val="21"/>
+        </w:rPr>
+        <w:t>온기 있는 음색을 끌어내는 진공관 프리앰프와 중음역의 질감이 뛰어난 빈티지 스피커의 매칭을 권합니다. 바늘이 소리골을 긁으며 피어오르는 미세한 아날로그 노이즈 사이로 두터운 베이스 라인과 날카로운 심벌즈의 잔향이 공간을 채울 때, 오케스트라 총주에 버금가는 웅장한 다이내믹스를 만끽할 수 있습니다.</w:t>
+      </w:r>
+    </w:p>
+    <w:p>
+      <w:pPr>
+        <w:spacing w:line="324" w:lineRule="auto" w:after="80"/>
+      </w:pPr>
+      <w:r>
+        <w:rPr w:rFonts="맑은 고딕">
+          <w:rFonts w:ascii="맑은 고딕" w:hAnsi="맑은 고딕" w:eastAsia="맑은 고딕"/>
+          <w:b w:val="0"/>
+          <w:color w:val="6B7280"/>
+          <w:sz w:val="21"/>
+        </w:rPr>
+        <w:t xml:space="preserve">· </w:t>
+      </w:r>
+      <w:r>
+        <w:rPr w:rFonts="맑은 고딕">
+          <w:rFonts w:ascii="맑은 고딕" w:hAnsi="맑은 고딕" w:eastAsia="맑은 고딕"/>
+          <w:b/>
+          <w:color w:val="1F2937"/>
+          <w:sz w:val="21"/>
+        </w:rPr>
+        <w:t xml:space="preserve">소장 가치: </w:t>
+      </w:r>
+      <w:r>
+        <w:rPr w:rFonts="맑은 고딕">
+          <w:rFonts w:ascii="맑은 고딕" w:hAnsi="맑은 고딕" w:eastAsia="맑은 고딕"/>
+          <w:b w:val="0"/>
+          <w:sz w:val="21"/>
+        </w:rPr>
+        <w:t>디지털 리마스터링 음원에서는 결코 온전히 재현될 수 없는 1980년대 오리지널 아날로그 마스터의 밀도 높은 공명감을 품고 있어, 품격 있는 바이닐 컬렉터라면 결코 놓칠 수 없는 독보적인 소장 가치를 지닙니다.</w:t>
+      </w:r>
+    </w:p>
+    <w:p>
+      <w:pPr>
+        <w:spacing w:line="324" w:lineRule="auto" w:after="120" w:before="160"/>
+      </w:pPr>
+      <w:r>
+        <w:rPr w:rFonts="맑은 고딕">
+          <w:rFonts w:ascii="맑은 고딕" w:hAnsi="맑은 고딕" w:eastAsia="맑은 고딕"/>
+          <w:b/>
+          <w:color w:val="4338CA"/>
+          <w:sz w:val="21"/>
+        </w:rPr>
+        <w:t>이 음반을 통해 어둠과 광기 너머에 깃든 클래시컬한 비장미와 아날로그 바이닐이 전해주는 감동을 다시 한번 경험해 보시는 것은 어떨까요?</w:t>
       </w:r>
     </w:p>
     <w:sectPr>
       <w:pgSz w:w="12240" w:h="15840"/>
-      <w:pgMar w:top="1440" w:right="1440" w:bottom="1440" w:left="1440" w:header="720" w:footer="720" w:gutter="0"/>
+      <w:pgMar w:top="1152" w:right="1296" w:bottom="1152" w:left="1296" w:header="720" w:footer="720" w:gutter="0"/>
       <w:cols w:space="720"/>
       <w:docGrid w:linePitch="360"/>
     </w:sectPr>

--- a/word_reports/LP_0263_위치_128_Ozzy Osbourne_The Other S.docx
+++ b/word_reports/LP_0263_위치_128_Ozzy Osbourne_The Other S.docx
@@ -32,7 +32,7 @@
     </w:p>
     <w:p>
       <w:pPr>
-        <w:spacing w:line="324" w:lineRule="auto" w:before="80" w:after="160"/>
+        <w:spacing w:line="324" w:lineRule="auto" w:before="80" w:after="120"/>
       </w:pPr>
       <w:r>
         <w:rPr w:rFonts="맑은 고딕">
@@ -42,13 +42,6 @@
           <w:sz w:val="22"/>
         </w:rPr>
         <w:t xml:space="preserve">[음반 소개] </w:t>
-      </w:r>
-      <w:r>
-        <w:rPr w:rFonts="맑은 고딕">
-          <w:rFonts w:ascii="맑은 고딕" w:hAnsi="맑은 고딕" w:eastAsia="맑은 고딕"/>
-          <w:b w:val="0"/>
-          <w:sz w:val="21"/>
-        </w:rPr>
       </w:r>
     </w:p>
     <w:p>
@@ -61,7 +54,33 @@
           <w:b w:val="0"/>
           <w:sz w:val="21"/>
         </w:rPr>
-        <w:t>광기와 전율의 무대 뒤편, 어둠 속에서 피어난 멜랑콜리와 순수한 록의 정수를 담아낸 이 음반은 '어둠의 왕자' 오지 오스본의 또 다른 내면을 비추는 귀중한 거울입니다. 정규 앨범의 거대한 그림자에 가려져 있던 미발표 트랙과 희귀 B사이드 곡들을 유려하게 엮어낸 이 모음집은 거친 헤비메탈의 질감 속에서도 클래식적 비장미와 섬세한 선율이 살아 숨 쉬는 경이를 선사합니다. 요절한 천재 기타리스트 랜디 로즈의 찬연한 현악적 울림과 제이크 이 리의 정교한 리프가 교차하며, 듣는 이의 심장에 잊을 수 없는 아날로그적 여운을 각인시킵니다.</w:t>
+        <w:t>‘어둠의 왕자(Prince of Darkness)’라는 음습하고도 신화적인 이명 뒤편에는, 역설적이게도 누구보다 인간적인 비애와 순수한 서정성을 갈망했던 한 예술가의 심연이 자리하고 있습니다. 1970년대 블랙 사바스(Black Sabbath)를 통해 헤비메탈의 원초적 골격을 설계했던 오지 오스본은, 솔로 아티스트로서의 여정을 시작하며 클래식 음악의 정교한 화성학과 드라마틱한 팝 멜로디를 헤비 사운드 위에 이식하는 탁월한 심미안을 보여주었습니다. 1980년대 중반, 일본 CBS/Sony의 세심한 기획을 통해 세상의 빛을 본 희귀반 《The Other Side of Ozzy Osbourne》은 그 화려했던 정규 앨범들의 이면, 즉 상업적 성공의 테두리 바깥에서 더욱 순수하게 요동치던 그의 은밀한 음악적 유산을 포착해 낸 귀중한 기록물입니다.</w:t>
+      </w:r>
+    </w:p>
+    <w:p>
+      <w:pPr>
+        <w:spacing w:line="324" w:lineRule="auto" w:after="120"/>
+      </w:pPr>
+      <w:r>
+        <w:rPr w:rFonts="맑은 고딕">
+          <w:rFonts w:ascii="맑은 고딕" w:hAnsi="맑은 고딕" w:eastAsia="맑은 고딕"/>
+          <w:b w:val="0"/>
+          <w:sz w:val="21"/>
+        </w:rPr>
+        <w:t>이 앨범은 정규 디스코그래피의 그늘 속에 숨어 있던 싱글 B-사이드 트랙들과 희귀 라이브 음원들을 한데 엮어낸 작품으로, 오지 오스본이라는 거인이 품고 있던 다채로운 스펙트럼을 투명하게 드러냅니다. 특히 스물다섯의 나이에 비극적인 비행기 사고로 세상을 떠난 불멸의 기타 비르투오소 랜디 로즈(Randy Rhoads)의 네오 클래시컬 기타 화법, 그리고 그 바통을 이어받아 기술적 정교함의 극치를 보여준 제이크 이 리(Jake E. Lee)의 번뜩이는 프레이징이 오지의 독보적인 비음과 어우러져 찬란한 불꽃을 피워냅니다. 정규 앨범이 잘 정돈된 하나의 완결된 비극적 오페라였다면, 이 음반에 수록된 곡들은 작위적 계산을 걷어낸 채 아티스트들이 무대 뒤편에서 토해내던 가장 본능적이고도 자유로운 창작의 숨결을 그대로 담지하고 있습니다.</w:t>
+      </w:r>
+    </w:p>
+    <w:p>
+      <w:pPr>
+        <w:spacing w:line="324" w:lineRule="auto" w:after="120"/>
+      </w:pPr>
+      <w:r>
+        <w:rPr w:rFonts="맑은 고딕">
+          <w:rFonts w:ascii="맑은 고딕" w:hAnsi="맑은 고딕" w:eastAsia="맑은 고딕"/>
+          <w:b w:val="0"/>
+          <w:sz w:val="21"/>
+        </w:rPr>
+        <w:t>음악사적 관점에서 본 음반은 1980년대 하드록과 헤비메탈이 단순한 청소년의 하위문화를 넘어, 고전적인 비장미와 첨단 녹음 기술이 결합한 현대적 예술 양식으로 진화하던 격변기의 공기를 오롯이 보존하고 있습니다. 광기와 공포로 치장된 무대 의상을 벗겨내었을 때 드러나는 멜로디의 뼈대는, 클래식 소나타의 그것처럼 단단하고 서정적이며 깊은 울림을 띱니다. 바이닐 특유의 미세한 소리골을 타고 흐르는 거친 기타 앰프의 피드백과 오지의 처연한 절규는, 반세기가 흐른 오늘날에도 덧없는 청춘의 슬픔과 방황을 위로하는 고결한 카타르시스를 선사합니다. 이 음반은 그 자체로 오지 오스본이라는 불가사의한 예술가가 완성해 낸 거대한 모자이크의 가장 매혹적인 조각이자, 잊힌 낭만의 시대를 증언하는 불멸의 음향적 유산입니다.</w:t>
       </w:r>
     </w:p>
     <w:p>
@@ -168,7 +187,7 @@
           <w:b w:val="0"/>
           <w:sz w:val="21"/>
         </w:rPr>
-        <w:t>1985년 솔로 커리어 초창기의 황금기를 기념하며 발매된 공식 컴필레이션 음반으로, 정규 앨범에 실리지 않았던 싱글 B사이드 트랙과 희귀 라이브 실황을 정중히 집대성한 역사적 아카이브 앨범입니다.</w:t>
+        <w:t>1984년(공식 프레싱 1985년) 일본 CBS/Sony를 통해 오지의 솔로 초기 명작들의 싱글 B-사이드 및 희귀 음원들을 집대성하여 특별 한정 발매된 아날로그 컴필레이션 LP.</w:t>
       </w:r>
     </w:p>
     <w:p>
@@ -199,7 +218,7 @@
           <w:b w:val="0"/>
           <w:sz w:val="21"/>
         </w:rPr>
-        <w:t>일본 및 글로벌 바이닐 수입 시장을 중심으로 하드록 애호가들의 열렬한 지지를 받았으며, 희소성과 음악적 완성도가 입소문을 타며 발매 당시 오리콘 차트 상위권 진입 및 한정반 완판 기록을 세운 명반입니다.</w:t>
+        <w:t>일본 내수 및 글로벌 수입반 시장을 중심으로 출시 즉시 열광적인 컬트적 인기를 구가하였으며, 한정된 수량과 뛰어난 음질로 인해 당시 하드록/메탈 컬렉터들 사이에서 전설적인 품귀 현상을 기록함.</w:t>
       </w:r>
     </w:p>
     <w:p>
@@ -230,7 +249,7 @@
           <w:b w:val="0"/>
           <w:sz w:val="21"/>
         </w:rPr>
-        <w:t>록 전문지 『케랑!(Kerrang!)』과 『버언!(BURRN!)』 등 권위 있는 평단으로부터 "숨겨진 마스터피스들의 완벽한 부활"이라는 찬사를 받았으며, 80년대 헤비메탈 황금기를 증언하는 필청 기획반으로 공인받았습니다.</w:t>
+        <w:t>로큰롤 명예의 전당(Rock and Roll Hall of Fame) 복수 헌액자이자 그래미 어워드 수상자인 오지 오스본의 음악적 깊이를 증명하는 음반으로, 해외 유수의 오디오파일 및 록 평론 매체로부터 '반드시 들어보아야 할 오지의 가장 숨겨진 보물'로 지속적인 찬사를 받음.</w:t>
       </w:r>
     </w:p>
     <w:p>
@@ -337,7 +356,7 @@
           <w:b w:val="0"/>
           <w:sz w:val="21"/>
         </w:rPr>
-        <w:t>솔로 (전 블랙 사바스 / Black Sabbath)</w:t>
+        <w:t>솔로 (전 Black Sabbath 리드 보컬)</w:t>
       </w:r>
     </w:p>
     <w:p>
@@ -368,7 +387,7 @@
           <w:b w:val="0"/>
           <w:sz w:val="21"/>
         </w:rPr>
-        <w:t>블랙 사바스를 통해 헤비메탈의 기틀을 닦고, 솔로 전향 후 랜디 로즈를 비롯한 뛰어난 비르투오소 연주자들을 발굴해 록 역사에 혁신을 일으킨 불멸의 보컬리스트입니다. 특유의 비애감 어린 음색과 고전 비극을 연상시키는 드라마틱한 가창으로 반세기가 넘도록 전 세계 음악 팬들의 경외를 받고 있습니다.</w:t>
+        <w:t>블랙 사바스의 프런트맨으로 헤비메탈이라는 장르를 태동시켰으며, 솔로 전향 후 랜디 로즈, 제이크 이 리, 자크 와일드 등 당대 최고의 기타 비르투오소들을 발굴해 낸 록 음악사의 위대한 대부입니다. 특유의 기괴한 무대 연출과 대조되는 깊고 처연한 멜로디 감각, 영혼을 울리는 보컬 톤으로 반세기에 걸쳐 대중음악사에 불멸의 발자취를 남겼습니다.</w:t>
       </w:r>
     </w:p>
     <w:p>
@@ -413,7 +432,7 @@
           <w:b w:val="0"/>
           <w:sz w:val="21"/>
         </w:rPr>
-        <w:t>정규 앨범의 엄격한 서사에서 벗어나 아티스트의 자유분방한 음악적 기량과 즉흥적 생명력을 입증한 기념비적 음반입니다. 클래식 대위법과 록이 결합한 네오클래시컬 메탈의 태동기 유산들을 온전히 보존하여, 팝/록 음악사에서 1980년대 초·중반 기타 르네상스의 흐름을 읽어내는 결정적 사료로 평가받습니다.</w:t>
+        <w:t>정규 앨범 1~3집(《Blizzard of Ozz》, 《Diary of a Madman》, 《Bark at the Moon》)의 황금기를 관통하는 희귀 음원 모음집으로서, 아티스트가 상업적 제약 없이 순수한 록 스피릿과 실험적 작법을 구현했던 역사적 분기점을 보여주는 앨범입니다.</w:t>
       </w:r>
     </w:p>
     <w:p>
@@ -444,7 +463,7 @@
           <w:b w:val="0"/>
           <w:sz w:val="21"/>
         </w:rPr>
-        <w:t>냉전의 불안과 화려한 대중문화의 분출이 공존하던 1980년대 중반, 깊은 밤 턴테이블 앞에서 위안을 찾던 젊은 영혼들에게 이 음반은 은밀한 탈출구였습니다. 빽빽한 도심의 소음을 뚫고 울려 퍼지던 날카로운 일렉트릭 기타 소리와 절규하는 보컬은 당대 방황하던 청춘들의 정서적 공기와 맞물려 시대를 관통하는 서정적 울림을 낳았습니다.</w:t>
+        <w:t>냉전 말기 1980년대 청년들의 억압된 불안과 탈출구가 헤비 사운드의 폭발력으로 분출되던 시절의 산물입니다. 특히 일본 프레싱 바이닐 특유의 정교한 마스터링 기술과 맞물려, 바다 건너 희귀 명반을 찾아 헤매던 당대 음악 애호가들의 순수한 열망과 낭만이 깃들어 있습니다.</w:t>
       </w:r>
     </w:p>
     <w:p>
@@ -489,7 +508,99 @@
           <w:b w:val="0"/>
           <w:sz w:val="21"/>
         </w:rPr>
-        <w:t>랜디 로즈의 불꽃 같은 클래시컬 속주와 생생한 현장감이 교차하는 "I Don't Know (Live)"와 "Crazy Train (Live)"은 숨이 멎을 듯한 감동을 주며, 정통 하드록의 탄탄한 그루브와 멜로디 감각이 빛나는 B사이드 명곡 "You Looking at Me Looking at You"는 오지 오스본의 탁월한 음악적 감수성을 유감없이 드러냅니다.</w:t>
+      </w:r>
+    </w:p>
+    <w:p>
+      <w:pPr>
+        <w:spacing w:line="324" w:lineRule="auto" w:after="80"/>
+      </w:pPr>
+      <w:r>
+        <w:rPr w:rFonts="맑은 고딕">
+          <w:rFonts w:ascii="맑은 고딕" w:hAnsi="맑은 고딕" w:eastAsia="맑은 고딕"/>
+          <w:b w:val="0"/>
+          <w:color w:val="6B7280"/>
+          <w:sz w:val="21"/>
+        </w:rPr>
+        <w:t xml:space="preserve">· </w:t>
+      </w:r>
+      <w:r>
+        <w:rPr w:rFonts="맑은 고딕">
+          <w:rFonts w:ascii="맑은 고딕" w:hAnsi="맑은 고딕" w:eastAsia="맑은 고딕"/>
+          <w:b/>
+          <w:color w:val="1F2937"/>
+          <w:sz w:val="21"/>
+        </w:rPr>
+        <w:t xml:space="preserve">"You Looking at Me Looking at You": </w:t>
+      </w:r>
+      <w:r>
+        <w:rPr w:rFonts="맑은 고딕">
+          <w:rFonts w:ascii="맑은 고딕" w:hAnsi="맑은 고딕" w:eastAsia="맑은 고딕"/>
+          <w:b w:val="0"/>
+          <w:sz w:val="21"/>
+        </w:rPr>
+        <w:t>데뷔작 시절의 미발표 B-사이드 곡으로, 랜디 로즈 특유의 네오 클래시컬한 리프 감각과 질주하는 리듬 섹션의 조화가 돋보이는 숨은 명곡.</w:t>
+      </w:r>
+    </w:p>
+    <w:p>
+      <w:pPr>
+        <w:spacing w:line="324" w:lineRule="auto" w:after="80"/>
+      </w:pPr>
+      <w:r>
+        <w:rPr w:rFonts="맑은 고딕">
+          <w:rFonts w:ascii="맑은 고딕" w:hAnsi="맑은 고딕" w:eastAsia="맑은 고딕"/>
+          <w:b w:val="0"/>
+          <w:color w:val="6B7280"/>
+          <w:sz w:val="21"/>
+        </w:rPr>
+        <w:t xml:space="preserve">· </w:t>
+      </w:r>
+      <w:r>
+        <w:rPr w:rFonts="맑은 고딕">
+          <w:rFonts w:ascii="맑은 고딕" w:hAnsi="맑은 고딕" w:eastAsia="맑은 고딕"/>
+          <w:b/>
+          <w:color w:val="1F2937"/>
+          <w:sz w:val="21"/>
+        </w:rPr>
+        <w:t xml:space="preserve">"Spiders": </w:t>
+      </w:r>
+      <w:r>
+        <w:rPr w:rFonts="맑은 고딕">
+          <w:rFonts w:ascii="맑은 고딕" w:hAnsi="맑은 고딕" w:eastAsia="맑은 고딕"/>
+          <w:b w:val="0"/>
+          <w:sz w:val="21"/>
+        </w:rPr>
+        <w:t>음울하면서도 드라마틱한 건반과 제이크 이 리의 유려하고 날카로운 솔로가 교차하며, 오지의 연극적인 보컬 서사가 극대화된 트랙.</w:t>
+      </w:r>
+    </w:p>
+    <w:p>
+      <w:pPr>
+        <w:spacing w:line="324" w:lineRule="auto" w:after="80"/>
+      </w:pPr>
+      <w:r>
+        <w:rPr w:rFonts="맑은 고딕">
+          <w:rFonts w:ascii="맑은 고딕" w:hAnsi="맑은 고딕" w:eastAsia="맑은 고딕"/>
+          <w:b w:val="0"/>
+          <w:color w:val="6B7280"/>
+          <w:sz w:val="21"/>
+        </w:rPr>
+        <w:t xml:space="preserve">· </w:t>
+      </w:r>
+      <w:r>
+        <w:rPr w:rFonts="맑은 고딕">
+          <w:rFonts w:ascii="맑은 고딕" w:hAnsi="맑은 고딕" w:eastAsia="맑은 고딕"/>
+          <w:b/>
+          <w:color w:val="1F2937"/>
+          <w:sz w:val="21"/>
+        </w:rPr>
+        <w:t xml:space="preserve">Rare Live Tracks: </w:t>
+      </w:r>
+      <w:r>
+        <w:rPr w:rFonts="맑은 고딕">
+          <w:rFonts w:ascii="맑은 고딕" w:hAnsi="맑은 고딕" w:eastAsia="맑은 고딕"/>
+          <w:b w:val="0"/>
+          <w:sz w:val="21"/>
+        </w:rPr>
+        <w:t>스튜디오 음반의 정갈함을 뛰어넘는 무대 위의 거친 광기와 즉흥적 에너지, 랜디 로즈의 생전 숨결을 오롯이 체감할 수 있는 실황 음원의 진수.</w:t>
       </w:r>
     </w:p>
     <w:p>
@@ -520,7 +631,7 @@
           <w:b w:val="0"/>
           <w:sz w:val="21"/>
         </w:rPr>
-        <w:t>온기 있는 음색을 끌어내는 진공관 프리앰프와 중음역의 질감이 뛰어난 빈티지 스피커의 매칭을 권합니다. 바늘이 소리골을 긁으며 피어오르는 미세한 아날로그 노이즈 사이로 두터운 베이스 라인과 날카로운 심벌즈의 잔향이 공간을 채울 때, 오케스트라 총주에 버금가는 웅장한 다이내믹스를 만끽할 수 있습니다.</w:t>
+        <w:t>LP 특유의 두터운 중저역과 아날로그 테이프 마스터가 지닌 자연스러운 새추레이션이 돋보입니다. 진공관 앰프의 온기 어린 배음을 거쳐 턴테이블 카트리지가 긁어내는 기타 앰프의 날 선 질감과 드럼의 타격감은 디지털 음원으로는 결코 도달할 수 없는 웅장하고 입체적인 무대감을 형성합니다.</w:t>
       </w:r>
     </w:p>
     <w:p>
@@ -551,7 +662,7 @@
           <w:b w:val="0"/>
           <w:sz w:val="21"/>
         </w:rPr>
-        <w:t>디지털 리마스터링 음원에서는 결코 온전히 재현될 수 없는 1980년대 오리지널 아날로그 마스터의 밀도 높은 공명감을 품고 있어, 품격 있는 바이닐 컬렉터라면 결코 놓칠 수 없는 독보적인 소장 가치를 지닙니다.</w:t>
+        <w:t>정규 앨범 못지않은 음악적 완성도에도 불구하고 재발매가 드물어 오리지널 일본 프레싱 LP는 전 세계 아날로그 컬렉터들에게 표적이 되는 높은 희소성을 자랑하며, 전성기 오지 오스본 밴드의 숨겨진 이면을 물리적 음반으로 간직할 수 있는 최고의 컬렉터스 아이템입니다.</w:t>
       </w:r>
     </w:p>
     <w:p>
@@ -565,7 +676,7 @@
           <w:color w:val="4338CA"/>
           <w:sz w:val="21"/>
         </w:rPr>
-        <w:t>이 음반을 통해 어둠과 광기 너머에 깃든 클래시컬한 비장미와 아날로그 바이닐이 전해주는 감동을 다시 한번 경험해 보시는 것은 어떨까요?</w:t>
+        <w:t>이 음반을 통해 어둠의 장막 뒤편에 숨겨져 있던 오지 오스본의 또 다른 순수와 서정의 불꽃이 전해주는 감동을 다시 한번 경험해 보시는 것은 어떨까요?</w:t>
       </w:r>
     </w:p>
     <w:sectPr>
